--- a/exercises/Bài tập tổng hợp 54-57 - Câu tường thuật/Đề 1.docx
+++ b/exercises/Bài tập tổng hợp 54-57 - Câu tường thuật/Đề 1.docx
@@ -3,604 +3,2428 @@
 <w:document xmlns:w="http://schemas.openxmlformats.org/wordprocessingml/2006/main">
   <w:body>
     <w:p>
-      <w:r>
-        <w:rPr>
+      <w:pPr>
+        <w:spacing w:before="0" w:after="280"/>
+        <w:keepNext/>
+        <w:jc w:val="center"/>
+      </w:pPr>
+      <w:r>
+        <w:rPr>
+          <w:color w:val="000000"/>
           <w:b/>
         </w:rPr>
-        <w:t xml:space="preserve">ĐỀ TỔNG HỢP 54–57 – ĐỀ 1</w:t>
-      </w:r>
-    </w:p>
-    <w:p>
-      <w:r>
-        <w:t xml:space="preserve">REPORTED SPEECH: STATEMENTS – QUESTIONS – COMMANDS / REQUESTS – CHANGES</w:t>
-      </w:r>
-    </w:p>
-    <w:p>
-      <w:r>
-        <w:t xml:space="preserve">Họ và tên: __________________________                         Điểm: ________/100</w:t>
-      </w:r>
-    </w:p>
-    <w:p>
-      <w:r>
-        <w:rPr>
+        <w:t>ĐỀ TỔNG HỢP 54–57 – ĐỀ 1</w:t>
+      </w:r>
+    </w:p>
+    <w:p>
+      <w:pPr>
+        <w:spacing w:before="0" w:after="180"/>
+        <w:jc w:val="center"/>
+      </w:pPr>
+      <w:r>
+        <w:rPr>
+          <w:color w:val="000000"/>
           <w:b/>
         </w:rPr>
-        <w:t xml:space="preserve">PHẦN 1. LÙI THÌ VÀ ĐỔI TỪ CHỈ THỜI GIAN/NƠI CHỐN (10 điểm)</w:t>
-      </w:r>
-    </w:p>
-    <w:p>
-      <w:r>
-        <w:t xml:space="preserve">1. am/is → ___</w:t>
-      </w:r>
-    </w:p>
-    <w:p>
-      <w:r>
-        <w:t xml:space="preserve">2. are → ___</w:t>
-      </w:r>
-    </w:p>
-    <w:p>
-      <w:r>
-        <w:t xml:space="preserve">3. present simple → ___</w:t>
-      </w:r>
-    </w:p>
-    <w:p>
-      <w:r>
-        <w:t xml:space="preserve">4. present continuous → ___</w:t>
-      </w:r>
-    </w:p>
-    <w:p>
-      <w:r>
-        <w:t xml:space="preserve">5. present perfect → ___</w:t>
-      </w:r>
-    </w:p>
-    <w:p>
-      <w:r>
-        <w:t xml:space="preserve">6. past simple → ___</w:t>
-      </w:r>
-    </w:p>
-    <w:p>
-      <w:r>
-        <w:t xml:space="preserve">7. will → ___</w:t>
-      </w:r>
-    </w:p>
-    <w:p>
-      <w:r>
-        <w:t xml:space="preserve">8. can → ___</w:t>
-      </w:r>
-    </w:p>
-    <w:p>
-      <w:r>
-        <w:t xml:space="preserve">9. may → ___</w:t>
-      </w:r>
-    </w:p>
-    <w:p>
-      <w:r>
-        <w:t xml:space="preserve">10. must → ___</w:t>
-      </w:r>
-    </w:p>
-    <w:p>
-      <w:r>
-        <w:rPr>
+        <w:t>REPORTED SPEECH: STATEMENTS – QUESTIONS – COMMANDS / REQUESTS – CHANGES</w:t>
+      </w:r>
+    </w:p>
+    <w:p>
+      <w:pPr>
+        <w:spacing w:before="0" w:after="100"/>
+      </w:pPr>
+      <w:r>
+        <w:rPr>
+          <w:color w:val="000000"/>
+        </w:rPr>
+        <w:t>Họ và tên: __________________________                         Điểm: ________/100</w:t>
+      </w:r>
+    </w:p>
+    <w:p>
+      <w:pPr>
+        <w:spacing w:before="0" w:after="100"/>
+      </w:pPr>
+      <w:r>
+        <w:rPr>
+          <w:color w:val="000000"/>
+        </w:rPr>
+        <w:t>Phạm vi kiến thức: Bài 54–57 — câu tường thuật câu kể; câu hỏi Yes/No và Wh-; mệnh lệnh/yêu cầu; lùi thì và đổi từ chỉ thời gian, nơi chốn.</w:t>
+      </w:r>
+    </w:p>
+    <w:p>
+      <w:pPr>
+        <w:spacing w:before="0" w:after="100"/>
+      </w:pPr>
+      <w:r>
+        <w:rPr>
+          <w:color w:val="000000"/>
+        </w:rPr>
+        <w:t>Thời gian làm bài dự kiến: 90 phút.</w:t>
+      </w:r>
+    </w:p>
+    <w:p>
+      <w:pPr>
+        <w:spacing w:before="0" w:after="100"/>
+      </w:pPr>
+      <w:r>
+        <w:rPr>
+          <w:color w:val="000000"/>
+        </w:rPr>
+        <w:t>Tổng điểm: 100 điểm.</w:t>
+      </w:r>
+    </w:p>
+    <w:p>
+      <w:pPr>
+        <w:spacing w:before="0" w:after="120"/>
+      </w:pPr>
+      <w:r>
+        <w:rPr>
+          <w:color w:val="000000"/>
+        </w:rPr>
+        <w:t>Hướng dẫn chung: Làm lần lượt từng phần và kiểm tra thì, đại từ, trật tự câu hỏi cùng cách dùng say/tell trước khi nộp bài.</w:t>
+      </w:r>
+    </w:p>
+    <w:p>
+      <w:pPr>
+        <w:spacing w:before="240" w:after="60"/>
+        <w:keepNext/>
+      </w:pPr>
+      <w:r>
+        <w:rPr>
+          <w:color w:val="000000"/>
           <w:b/>
         </w:rPr>
-        <w:t xml:space="preserve">PHẦN 2. SAY / TELL (10 điểm)</w:t>
-      </w:r>
-    </w:p>
-    <w:p>
-      <w:r>
-        <w:t xml:space="preserve">1. Lan ___ me that she was tired.</w:t>
-      </w:r>
-    </w:p>
-    <w:p>
-      <w:r>
-        <w:t xml:space="preserve">2. Nam ___ that he would come.</w:t>
-      </w:r>
-    </w:p>
-    <w:p>
-      <w:r>
-        <w:t xml:space="preserve">3. She ___ to me that the shop was closed.</w:t>
-      </w:r>
-    </w:p>
-    <w:p>
-      <w:r>
-        <w:t xml:space="preserve">4. The teacher ___ us to be quiet.</w:t>
-      </w:r>
-    </w:p>
-    <w:p>
-      <w:r>
-        <w:t xml:space="preserve">5. Mai ___ she could swim.</w:t>
-      </w:r>
-    </w:p>
-    <w:p>
-      <w:r>
-        <w:t xml:space="preserve">6. He ___ his sister not to worry.</w:t>
-      </w:r>
-    </w:p>
-    <w:p>
-      <w:r>
-        <w:t xml:space="preserve">7. They ___ that they had finished.</w:t>
-      </w:r>
-    </w:p>
-    <w:p>
-      <w:r>
-        <w:t xml:space="preserve">8. Mum ___ me to call her.</w:t>
-      </w:r>
-    </w:p>
-    <w:p>
-      <w:r>
-        <w:t xml:space="preserve">9. Hoa ___ to Nam that she was busy.</w:t>
-      </w:r>
-    </w:p>
-    <w:p>
-      <w:r>
-        <w:t xml:space="preserve">10. The doctor ___ him to rest.</w:t>
-      </w:r>
-    </w:p>
-    <w:p>
-      <w:r>
-        <w:rPr>
+        <w:t>PHẦN 1. LÙI THÌ VÀ ĐỔI TỪ CHỈ THỜI GIAN/NƠI CHỐN (10 điểm)</w:t>
+      </w:r>
+    </w:p>
+    <w:p>
+      <w:pPr>
+        <w:spacing w:before="0" w:after="60"/>
+        <w:keepNext/>
+      </w:pPr>
+      <w:r>
+        <w:rPr>
+          <w:color w:val="000000"/>
+          <w:i/>
+        </w:rPr>
+        <w:t>Hướng dẫn: Điền dạng lùi thì hoặc từ chỉ thời gian/nơi chốn tương ứng trong câu tường thuật.</w:t>
+      </w:r>
+    </w:p>
+    <w:p>
+      <w:pPr>
+        <w:spacing w:before="40" w:after="60"/>
+      </w:pPr>
+      <w:r>
+        <w:rPr>
+          <w:color w:val="000000"/>
+        </w:rPr>
+        <w:t>1. am/is → ___</w:t>
+      </w:r>
+    </w:p>
+    <w:p>
+      <w:pPr>
+        <w:spacing w:before="120" w:after="160"/>
+      </w:pPr>
+      <w:r>
+        <w:rPr>
+          <w:color w:val="000000"/>
+        </w:rPr>
+        <w:t>2. are → ___</w:t>
+      </w:r>
+    </w:p>
+    <w:p>
+      <w:pPr>
+        <w:spacing w:before="120" w:after="160"/>
+      </w:pPr>
+      <w:r>
+        <w:rPr>
+          <w:color w:val="000000"/>
+        </w:rPr>
+        <w:t>3. present simple → ___</w:t>
+      </w:r>
+    </w:p>
+    <w:p>
+      <w:pPr>
+        <w:spacing w:before="120" w:after="160"/>
+      </w:pPr>
+      <w:r>
+        <w:rPr>
+          <w:color w:val="000000"/>
+        </w:rPr>
+        <w:t>4. present continuous → ___</w:t>
+      </w:r>
+    </w:p>
+    <w:p>
+      <w:pPr>
+        <w:spacing w:before="120" w:after="160"/>
+      </w:pPr>
+      <w:r>
+        <w:rPr>
+          <w:color w:val="000000"/>
+        </w:rPr>
+        <w:t>5. present perfect → ___</w:t>
+      </w:r>
+    </w:p>
+    <w:p>
+      <w:pPr>
+        <w:spacing w:before="120" w:after="160"/>
+      </w:pPr>
+      <w:r>
+        <w:rPr>
+          <w:color w:val="000000"/>
+        </w:rPr>
+        <w:t>6. past simple → ___</w:t>
+      </w:r>
+    </w:p>
+    <w:p>
+      <w:pPr>
+        <w:spacing w:before="120" w:after="160"/>
+      </w:pPr>
+      <w:r>
+        <w:rPr>
+          <w:color w:val="000000"/>
+        </w:rPr>
+        <w:t>7. will → ___</w:t>
+      </w:r>
+    </w:p>
+    <w:p>
+      <w:pPr>
+        <w:spacing w:before="120" w:after="160"/>
+      </w:pPr>
+      <w:r>
+        <w:rPr>
+          <w:color w:val="000000"/>
+        </w:rPr>
+        <w:t>8. can → ___</w:t>
+      </w:r>
+    </w:p>
+    <w:p>
+      <w:pPr>
+        <w:spacing w:before="120" w:after="160"/>
+      </w:pPr>
+      <w:r>
+        <w:rPr>
+          <w:color w:val="000000"/>
+        </w:rPr>
+        <w:t>9. may → ___</w:t>
+      </w:r>
+    </w:p>
+    <w:p>
+      <w:pPr>
+        <w:spacing w:before="120" w:after="160"/>
+      </w:pPr>
+      <w:r>
+        <w:rPr>
+          <w:color w:val="000000"/>
+        </w:rPr>
+        <w:t>10. must → ___</w:t>
+      </w:r>
+    </w:p>
+    <w:p>
+      <w:pPr>
+        <w:spacing w:before="240" w:after="60"/>
+        <w:keepNext/>
+      </w:pPr>
+      <w:r>
+        <w:rPr>
+          <w:color w:val="000000"/>
           <w:b/>
         </w:rPr>
-        <w:t xml:space="preserve">PHẦN 3. TƯỜNG THUẬT CÂU KỂ (10 điểm)</w:t>
-      </w:r>
-    </w:p>
-    <w:p>
-      <w:r>
-        <w:t xml:space="preserve">1. Lan said, “I am tired.”</w:t>
-      </w:r>
-    </w:p>
-    <w:p>
-      <w:r>
-        <w:t xml:space="preserve">2. Nam said, “I work here.”</w:t>
-      </w:r>
-    </w:p>
-    <w:p>
-      <w:r>
-        <w:t xml:space="preserve">3. Mai said, “I have finished my homework.”</w:t>
-      </w:r>
-    </w:p>
-    <w:p>
-      <w:r>
-        <w:t xml:space="preserve">4. He said, “I will call you tomorrow.”</w:t>
-      </w:r>
-    </w:p>
-    <w:p>
-      <w:r>
-        <w:t xml:space="preserve">5. They said, “We visited Hue yesterday.”</w:t>
-      </w:r>
-    </w:p>
-    <w:p>
-      <w:r>
-        <w:t xml:space="preserve">6. Hoa said, “I can swim.”</w:t>
-      </w:r>
-    </w:p>
-    <w:p>
-      <w:r>
-        <w:t xml:space="preserve">7. Tom said, “I may arrive late.”</w:t>
-      </w:r>
-    </w:p>
-    <w:p>
-      <w:r>
-        <w:t xml:space="preserve">8. She said, “I was reading at eight.”</w:t>
-      </w:r>
-    </w:p>
-    <w:p>
-      <w:r>
-        <w:t xml:space="preserve">9. Nam said, “This is my book.”</w:t>
-      </w:r>
-    </w:p>
-    <w:p>
-      <w:r>
-        <w:t xml:space="preserve">10. Lan said, “We must leave now.”</w:t>
-      </w:r>
-    </w:p>
-    <w:p>
-      <w:r>
-        <w:rPr>
+        <w:t>PHẦN 2. SAY / TELL (10 điểm)</w:t>
+      </w:r>
+    </w:p>
+    <w:p>
+      <w:pPr>
+        <w:spacing w:before="0" w:after="60"/>
+        <w:keepNext/>
+      </w:pPr>
+      <w:r>
+        <w:rPr>
+          <w:color w:val="000000"/>
+          <w:i/>
+        </w:rPr>
+        <w:t>Hướng dẫn: Điền say hoặc tell với cấu trúc đúng theo tân ngữ đi kèm.</w:t>
+      </w:r>
+    </w:p>
+    <w:p>
+      <w:pPr>
+        <w:spacing w:before="40" w:after="60"/>
+      </w:pPr>
+      <w:r>
+        <w:rPr>
+          <w:color w:val="000000"/>
+        </w:rPr>
+        <w:t>1. Lan ___ me that she was tired.</w:t>
+      </w:r>
+    </w:p>
+    <w:p>
+      <w:pPr>
+        <w:spacing w:before="120" w:after="160"/>
+      </w:pPr>
+      <w:r>
+        <w:rPr>
+          <w:color w:val="000000"/>
+        </w:rPr>
+        <w:t>2. Nam ___ that he would come.</w:t>
+      </w:r>
+    </w:p>
+    <w:p>
+      <w:pPr>
+        <w:spacing w:before="120" w:after="160"/>
+      </w:pPr>
+      <w:r>
+        <w:rPr>
+          <w:color w:val="000000"/>
+        </w:rPr>
+        <w:t>3. She ___ to me that the shop was closed.</w:t>
+      </w:r>
+    </w:p>
+    <w:p>
+      <w:pPr>
+        <w:spacing w:before="120" w:after="160"/>
+      </w:pPr>
+      <w:r>
+        <w:rPr>
+          <w:color w:val="000000"/>
+        </w:rPr>
+        <w:t>4. The teacher ___ us to be quiet.</w:t>
+      </w:r>
+    </w:p>
+    <w:p>
+      <w:pPr>
+        <w:spacing w:before="120" w:after="160"/>
+      </w:pPr>
+      <w:r>
+        <w:rPr>
+          <w:color w:val="000000"/>
+        </w:rPr>
+        <w:t>5. Mai ___ she could swim.</w:t>
+      </w:r>
+    </w:p>
+    <w:p>
+      <w:pPr>
+        <w:spacing w:before="120" w:after="160"/>
+      </w:pPr>
+      <w:r>
+        <w:rPr>
+          <w:color w:val="000000"/>
+        </w:rPr>
+        <w:t>6. He ___ his sister not to worry.</w:t>
+      </w:r>
+    </w:p>
+    <w:p>
+      <w:pPr>
+        <w:spacing w:before="120" w:after="160"/>
+      </w:pPr>
+      <w:r>
+        <w:rPr>
+          <w:color w:val="000000"/>
+        </w:rPr>
+        <w:t>7. They ___ that they had finished.</w:t>
+      </w:r>
+    </w:p>
+    <w:p>
+      <w:pPr>
+        <w:spacing w:before="120" w:after="160"/>
+      </w:pPr>
+      <w:r>
+        <w:rPr>
+          <w:color w:val="000000"/>
+        </w:rPr>
+        <w:t>8. Mum ___ me to call her.</w:t>
+      </w:r>
+    </w:p>
+    <w:p>
+      <w:pPr>
+        <w:spacing w:before="120" w:after="160"/>
+      </w:pPr>
+      <w:r>
+        <w:rPr>
+          <w:color w:val="000000"/>
+        </w:rPr>
+        <w:t>9. Hoa ___ to Nam that she was busy.</w:t>
+      </w:r>
+    </w:p>
+    <w:p>
+      <w:pPr>
+        <w:spacing w:before="120" w:after="160"/>
+      </w:pPr>
+      <w:r>
+        <w:rPr>
+          <w:color w:val="000000"/>
+        </w:rPr>
+        <w:t>10. The doctor ___ him to rest.</w:t>
+      </w:r>
+    </w:p>
+    <w:p>
+      <w:pPr>
+        <w:spacing w:before="240" w:after="60"/>
+        <w:keepNext/>
+      </w:pPr>
+      <w:r>
+        <w:rPr>
+          <w:color w:val="000000"/>
           <w:b/>
         </w:rPr>
-        <w:t xml:space="preserve">PHẦN 4. TƯỜNG THUẬT CÂU HỎI YES/NO (10 điểm)</w:t>
-      </w:r>
-    </w:p>
-    <w:p>
-      <w:r>
-        <w:t xml:space="preserve">1. She asked me, “Are you busy?”</w:t>
-      </w:r>
-    </w:p>
-    <w:p>
-      <w:r>
-        <w:t xml:space="preserve">2. Nam asked, “Do you live here?”</w:t>
-      </w:r>
-    </w:p>
-    <w:p>
-      <w:r>
-        <w:t xml:space="preserve">3. Mai asked Lan, “Did you call me?”</w:t>
-      </w:r>
-    </w:p>
-    <w:p>
-      <w:r>
-        <w:t xml:space="preserve">4. He asked, “Can you swim?”</w:t>
-      </w:r>
-    </w:p>
-    <w:p>
-      <w:r>
-        <w:t xml:space="preserve">5. Mum asked me, “Have you eaten?”</w:t>
-      </w:r>
-    </w:p>
-    <w:p>
-      <w:r>
-        <w:t xml:space="preserve">6. They asked, “Will you join us tomorrow?”</w:t>
-      </w:r>
-    </w:p>
-    <w:p>
-      <w:r>
-        <w:t xml:space="preserve">7. Hoa asked, “Is Nam studying now?”</w:t>
-      </w:r>
-    </w:p>
-    <w:p>
-      <w:r>
-        <w:t xml:space="preserve">8. The teacher asked, “Does everyone understand?”</w:t>
-      </w:r>
-    </w:p>
-    <w:p>
-      <w:r>
-        <w:t xml:space="preserve">9. Lan asked, “May I leave early?”</w:t>
-      </w:r>
-    </w:p>
-    <w:p>
-      <w:r>
-        <w:t xml:space="preserve">10. Dad asked, “Were you at home yesterday?”</w:t>
-      </w:r>
-    </w:p>
-    <w:p>
-      <w:r>
-        <w:rPr>
+        <w:t>PHẦN 3. TƯỜNG THUẬT CÂU KỂ (10 điểm)</w:t>
+      </w:r>
+    </w:p>
+    <w:p>
+      <w:pPr>
+        <w:spacing w:before="0" w:after="60"/>
+        <w:keepNext/>
+      </w:pPr>
+      <w:r>
+        <w:rPr>
+          <w:color w:val="000000"/>
+          <w:i/>
+        </w:rPr>
+        <w:t>Hướng dẫn: Chuyển mỗi câu kể trực tiếp sang câu tường thuật, chú ý đại từ và trạng từ.</w:t>
+      </w:r>
+    </w:p>
+    <w:p>
+      <w:pPr>
+        <w:spacing w:before="40" w:after="60"/>
+      </w:pPr>
+      <w:r>
+        <w:rPr>
+          <w:color w:val="000000"/>
+        </w:rPr>
+        <w:t>1. Lan said, “I am tired.”</w:t>
+      </w:r>
+    </w:p>
+    <w:p>
+      <w:pPr>
+        <w:spacing w:before="120" w:after="160"/>
+      </w:pPr>
+      <w:r>
+        <w:rPr>
+          <w:color w:val="000000"/>
+        </w:rPr>
+        <w:t>2. Nam said, “I work here.”</w:t>
+      </w:r>
+    </w:p>
+    <w:p>
+      <w:pPr>
+        <w:spacing w:before="120" w:after="160"/>
+      </w:pPr>
+      <w:r>
+        <w:rPr>
+          <w:color w:val="000000"/>
+        </w:rPr>
+        <w:t>3. Mai said, “I have finished my homework.”</w:t>
+      </w:r>
+    </w:p>
+    <w:p>
+      <w:pPr>
+        <w:spacing w:before="120" w:after="160"/>
+      </w:pPr>
+      <w:r>
+        <w:rPr>
+          <w:color w:val="000000"/>
+        </w:rPr>
+        <w:t>4. He said, “I will call you tomorrow.”</w:t>
+      </w:r>
+    </w:p>
+    <w:p>
+      <w:pPr>
+        <w:spacing w:before="120" w:after="160"/>
+      </w:pPr>
+      <w:r>
+        <w:rPr>
+          <w:color w:val="000000"/>
+        </w:rPr>
+        <w:t>5. They said, “We visited Hue yesterday.”</w:t>
+      </w:r>
+    </w:p>
+    <w:p>
+      <w:pPr>
+        <w:spacing w:before="120" w:after="160"/>
+      </w:pPr>
+      <w:r>
+        <w:rPr>
+          <w:color w:val="000000"/>
+        </w:rPr>
+        <w:t>6. Hoa said, “I can swim.”</w:t>
+      </w:r>
+    </w:p>
+    <w:p>
+      <w:pPr>
+        <w:spacing w:before="120" w:after="160"/>
+      </w:pPr>
+      <w:r>
+        <w:rPr>
+          <w:color w:val="000000"/>
+        </w:rPr>
+        <w:t>7. Tom said, “I may arrive late.”</w:t>
+      </w:r>
+    </w:p>
+    <w:p>
+      <w:pPr>
+        <w:spacing w:before="120" w:after="160"/>
+      </w:pPr>
+      <w:r>
+        <w:rPr>
+          <w:color w:val="000000"/>
+        </w:rPr>
+        <w:t>8. She said, “I was reading at eight.”</w:t>
+      </w:r>
+    </w:p>
+    <w:p>
+      <w:pPr>
+        <w:spacing w:before="120" w:after="160"/>
+      </w:pPr>
+      <w:r>
+        <w:rPr>
+          <w:color w:val="000000"/>
+        </w:rPr>
+        <w:t>9. Nam said, “This is my book.”</w:t>
+      </w:r>
+    </w:p>
+    <w:p>
+      <w:pPr>
+        <w:spacing w:before="120" w:after="160"/>
+      </w:pPr>
+      <w:r>
+        <w:rPr>
+          <w:color w:val="000000"/>
+        </w:rPr>
+        <w:t>10. Lan said, “We must leave now.”</w:t>
+      </w:r>
+    </w:p>
+    <w:p>
+      <w:pPr>
+        <w:spacing w:before="240" w:after="60"/>
+        <w:keepNext/>
+      </w:pPr>
+      <w:r>
+        <w:rPr>
+          <w:color w:val="000000"/>
           <w:b/>
         </w:rPr>
-        <w:t xml:space="preserve">PHẦN 5. TƯỜNG THUẬT CÂU HỎI WH- (10 điểm)</w:t>
-      </w:r>
-    </w:p>
-    <w:p>
-      <w:r>
-        <w:t xml:space="preserve">1. Lan asked, “Where do you live?”</w:t>
-      </w:r>
-    </w:p>
-    <w:p>
-      <w:r>
-        <w:t xml:space="preserve">2. Nam asked me, “What are you doing?”</w:t>
-      </w:r>
-    </w:p>
-    <w:p>
-      <w:r>
-        <w:t xml:space="preserve">3. She asked, “Why did he leave?”</w:t>
-      </w:r>
-    </w:p>
-    <w:p>
-      <w:r>
-        <w:t xml:space="preserve">4. Mum asked, “When will you return?”</w:t>
-      </w:r>
-    </w:p>
-    <w:p>
-      <w:r>
-        <w:t xml:space="preserve">5. The teacher asked, “Who knows the answer?”</w:t>
-      </w:r>
-    </w:p>
-    <w:p>
-      <w:r>
-        <w:t xml:space="preserve">6. Mai asked, “How can I get there?”</w:t>
-      </w:r>
-    </w:p>
-    <w:p>
-      <w:r>
-        <w:t xml:space="preserve">7. He asked me, “Which book do you want?”</w:t>
-      </w:r>
-    </w:p>
-    <w:p>
-      <w:r>
-        <w:t xml:space="preserve">8. They asked, “How long have you lived here?”</w:t>
-      </w:r>
-    </w:p>
-    <w:p>
-      <w:r>
-        <w:t xml:space="preserve">9. Hoa asked, “What time does the train leave?”</w:t>
-      </w:r>
-    </w:p>
-    <w:p>
-      <w:r>
-        <w:t xml:space="preserve">10. Dad asked, “Whose phone is this?”</w:t>
-      </w:r>
-    </w:p>
-    <w:p>
-      <w:r>
-        <w:rPr>
+        <w:t>PHẦN 4. TƯỜNG THUẬT CÂU HỎI YES/NO (10 điểm)</w:t>
+      </w:r>
+    </w:p>
+    <w:p>
+      <w:pPr>
+        <w:spacing w:before="0" w:after="60"/>
+        <w:keepNext/>
+      </w:pPr>
+      <w:r>
+        <w:rPr>
+          <w:color w:val="000000"/>
+          <w:i/>
+        </w:rPr>
+        <w:t>Hướng dẫn: Chuyển mỗi câu hỏi Yes/No sang câu hỏi gián tiếp với if hoặc whether.</w:t>
+      </w:r>
+    </w:p>
+    <w:p>
+      <w:pPr>
+        <w:spacing w:before="40" w:after="60"/>
+      </w:pPr>
+      <w:r>
+        <w:rPr>
+          <w:color w:val="000000"/>
+        </w:rPr>
+        <w:t>1. She asked me, “Are you busy?”</w:t>
+      </w:r>
+    </w:p>
+    <w:p>
+      <w:pPr>
+        <w:spacing w:before="120" w:after="160"/>
+      </w:pPr>
+      <w:r>
+        <w:rPr>
+          <w:color w:val="000000"/>
+        </w:rPr>
+        <w:t>2. Nam asked, “Do you live here?”</w:t>
+      </w:r>
+    </w:p>
+    <w:p>
+      <w:pPr>
+        <w:spacing w:before="120" w:after="160"/>
+      </w:pPr>
+      <w:r>
+        <w:rPr>
+          <w:color w:val="000000"/>
+        </w:rPr>
+        <w:t>3. Mai asked Lan, “Did you call me?”</w:t>
+      </w:r>
+    </w:p>
+    <w:p>
+      <w:pPr>
+        <w:spacing w:before="120" w:after="160"/>
+      </w:pPr>
+      <w:r>
+        <w:rPr>
+          <w:color w:val="000000"/>
+        </w:rPr>
+        <w:t>4. He asked, “Can you swim?”</w:t>
+      </w:r>
+    </w:p>
+    <w:p>
+      <w:pPr>
+        <w:spacing w:before="120" w:after="160"/>
+      </w:pPr>
+      <w:r>
+        <w:rPr>
+          <w:color w:val="000000"/>
+        </w:rPr>
+        <w:t>5. Mum asked me, “Have you eaten?”</w:t>
+      </w:r>
+    </w:p>
+    <w:p>
+      <w:pPr>
+        <w:spacing w:before="120" w:after="160"/>
+      </w:pPr>
+      <w:r>
+        <w:rPr>
+          <w:color w:val="000000"/>
+        </w:rPr>
+        <w:t>6. They asked, “Will you join us tomorrow?”</w:t>
+      </w:r>
+    </w:p>
+    <w:p>
+      <w:pPr>
+        <w:spacing w:before="120" w:after="160"/>
+      </w:pPr>
+      <w:r>
+        <w:rPr>
+          <w:color w:val="000000"/>
+        </w:rPr>
+        <w:t>7. Hoa asked, “Is Nam studying now?”</w:t>
+      </w:r>
+    </w:p>
+    <w:p>
+      <w:pPr>
+        <w:spacing w:before="120" w:after="160"/>
+      </w:pPr>
+      <w:r>
+        <w:rPr>
+          <w:color w:val="000000"/>
+        </w:rPr>
+        <w:t>8. The teacher asked, “Does everyone understand?”</w:t>
+      </w:r>
+    </w:p>
+    <w:p>
+      <w:pPr>
+        <w:spacing w:before="120" w:after="160"/>
+      </w:pPr>
+      <w:r>
+        <w:rPr>
+          <w:color w:val="000000"/>
+        </w:rPr>
+        <w:t>9. Lan asked, “May I leave early?”</w:t>
+      </w:r>
+    </w:p>
+    <w:p>
+      <w:pPr>
+        <w:spacing w:before="120" w:after="160"/>
+      </w:pPr>
+      <w:r>
+        <w:rPr>
+          <w:color w:val="000000"/>
+        </w:rPr>
+        <w:t>10. Dad asked, “Were you at home yesterday?”</w:t>
+      </w:r>
+    </w:p>
+    <w:p>
+      <w:pPr>
+        <w:spacing w:before="240" w:after="60"/>
+        <w:keepNext/>
+      </w:pPr>
+      <w:r>
+        <w:rPr>
+          <w:color w:val="000000"/>
           <w:b/>
         </w:rPr>
-        <w:t xml:space="preserve">PHẦN 6. TƯỜNG THUẬT MỆNH LỆNH VÀ YÊU CẦU (10 điểm)</w:t>
-      </w:r>
-    </w:p>
-    <w:p>
-      <w:r>
-        <w:t xml:space="preserve">1. Mum said, “Clean your room.”</w:t>
-      </w:r>
-    </w:p>
-    <w:p>
-      <w:r>
-        <w:t xml:space="preserve">2. The teacher said, “Do not talk.”</w:t>
-      </w:r>
-    </w:p>
-    <w:p>
-      <w:r>
-        <w:t xml:space="preserve">3. Lan said, “Please help me.”</w:t>
-      </w:r>
-    </w:p>
-    <w:p>
-      <w:r>
-        <w:t xml:space="preserve">4. The officer said, “Show me your ID.”</w:t>
-      </w:r>
-    </w:p>
-    <w:p>
-      <w:r>
-        <w:t xml:space="preserve">5. Dad said, “Do not forget your key.”</w:t>
-      </w:r>
-    </w:p>
-    <w:p>
-      <w:r>
-        <w:t xml:space="preserve">6. The doctor said, “You should rest.”</w:t>
-      </w:r>
-    </w:p>
-    <w:p>
-      <w:r>
-        <w:t xml:space="preserve">7. She said, “Please wait outside.”</w:t>
-      </w:r>
-    </w:p>
-    <w:p>
-      <w:r>
-        <w:t xml:space="preserve">8. The guide said, “Stay with the group.”</w:t>
-      </w:r>
-    </w:p>
-    <w:p>
-      <w:r>
-        <w:t xml:space="preserve">9. Mum said, “Do not touch the oven.”</w:t>
-      </w:r>
-    </w:p>
-    <w:p>
-      <w:r>
-        <w:t xml:space="preserve">10. Nam said, “Come to my party.”</w:t>
-      </w:r>
-    </w:p>
-    <w:p>
-      <w:r>
-        <w:rPr>
+        <w:t>PHẦN 5. TƯỜNG THUẬT CÂU HỎI WH- (10 điểm)</w:t>
+      </w:r>
+    </w:p>
+    <w:p>
+      <w:pPr>
+        <w:spacing w:before="0" w:after="60"/>
+        <w:keepNext/>
+      </w:pPr>
+      <w:r>
+        <w:rPr>
+          <w:color w:val="000000"/>
+          <w:i/>
+        </w:rPr>
+        <w:t>Hướng dẫn: Chuyển mỗi câu hỏi Wh- sang câu hỏi gián tiếp, giữ từ hỏi và đổi trật tự câu.</w:t>
+      </w:r>
+    </w:p>
+    <w:p>
+      <w:pPr>
+        <w:spacing w:before="40" w:after="60"/>
+      </w:pPr>
+      <w:r>
+        <w:rPr>
+          <w:color w:val="000000"/>
+        </w:rPr>
+        <w:t>1. Lan asked, “Where do you live?”</w:t>
+      </w:r>
+    </w:p>
+    <w:p>
+      <w:pPr>
+        <w:spacing w:before="120" w:after="160"/>
+      </w:pPr>
+      <w:r>
+        <w:rPr>
+          <w:color w:val="000000"/>
+        </w:rPr>
+        <w:t>2. Nam asked me, “What are you doing?”</w:t>
+      </w:r>
+    </w:p>
+    <w:p>
+      <w:pPr>
+        <w:spacing w:before="120" w:after="160"/>
+      </w:pPr>
+      <w:r>
+        <w:rPr>
+          <w:color w:val="000000"/>
+        </w:rPr>
+        <w:t>3. She asked, “Why did he leave?”</w:t>
+      </w:r>
+    </w:p>
+    <w:p>
+      <w:pPr>
+        <w:spacing w:before="120" w:after="160"/>
+      </w:pPr>
+      <w:r>
+        <w:rPr>
+          <w:color w:val="000000"/>
+        </w:rPr>
+        <w:t>4. Mum asked, “When will you return?”</w:t>
+      </w:r>
+    </w:p>
+    <w:p>
+      <w:pPr>
+        <w:spacing w:before="120" w:after="160"/>
+      </w:pPr>
+      <w:r>
+        <w:rPr>
+          <w:color w:val="000000"/>
+        </w:rPr>
+        <w:t>5. The teacher asked, “Who knows the answer?”</w:t>
+      </w:r>
+    </w:p>
+    <w:p>
+      <w:pPr>
+        <w:spacing w:before="120" w:after="160"/>
+      </w:pPr>
+      <w:r>
+        <w:rPr>
+          <w:color w:val="000000"/>
+        </w:rPr>
+        <w:t>6. Mai asked, “How can I get there?”</w:t>
+      </w:r>
+    </w:p>
+    <w:p>
+      <w:pPr>
+        <w:spacing w:before="120" w:after="160"/>
+      </w:pPr>
+      <w:r>
+        <w:rPr>
+          <w:color w:val="000000"/>
+        </w:rPr>
+        <w:t>7. He asked me, “Which book do you want?”</w:t>
+      </w:r>
+    </w:p>
+    <w:p>
+      <w:pPr>
+        <w:spacing w:before="120" w:after="160"/>
+      </w:pPr>
+      <w:r>
+        <w:rPr>
+          <w:color w:val="000000"/>
+        </w:rPr>
+        <w:t>8. They asked, “How long have you lived here?”</w:t>
+      </w:r>
+    </w:p>
+    <w:p>
+      <w:pPr>
+        <w:spacing w:before="120" w:after="160"/>
+      </w:pPr>
+      <w:r>
+        <w:rPr>
+          <w:color w:val="000000"/>
+        </w:rPr>
+        <w:t>9. Hoa asked, “What time does the train leave?”</w:t>
+      </w:r>
+    </w:p>
+    <w:p>
+      <w:pPr>
+        <w:spacing w:before="120" w:after="160"/>
+      </w:pPr>
+      <w:r>
+        <w:rPr>
+          <w:color w:val="000000"/>
+        </w:rPr>
+        <w:t>10. Dad asked, “Whose phone is this?”</w:t>
+      </w:r>
+    </w:p>
+    <w:p>
+      <w:pPr>
+        <w:spacing w:before="240" w:after="60"/>
+        <w:keepNext/>
+      </w:pPr>
+      <w:r>
+        <w:rPr>
+          <w:color w:val="000000"/>
           <w:b/>
         </w:rPr>
-        <w:t xml:space="preserve">PHẦN 7. SỬA LỖI SAI (10 điểm)</w:t>
-      </w:r>
-    </w:p>
-    <w:p>
-      <w:r>
-        <w:t xml:space="preserve">1. She said me that she was tired.</w:t>
-      </w:r>
-    </w:p>
-    <w:p>
-      <w:r>
-        <w:t xml:space="preserve">2. He told that he would come.</w:t>
-      </w:r>
-    </w:p>
-    <w:p>
-      <w:r>
-        <w:t xml:space="preserve">3. Lan said that she is busy.</w:t>
-      </w:r>
-    </w:p>
-    <w:p>
-      <w:r>
-        <w:t xml:space="preserve">4. Nam asked where did I live.</w:t>
-      </w:r>
-    </w:p>
-    <w:p>
-      <w:r>
-        <w:t xml:space="preserve">5. She asked me was I ready.</w:t>
-      </w:r>
-    </w:p>
-    <w:p>
-      <w:r>
-        <w:t xml:space="preserve">6. Mum told me clean my room.</w:t>
-      </w:r>
-    </w:p>
-    <w:p>
-      <w:r>
-        <w:t xml:space="preserve">7. The teacher told us do not talk.</w:t>
-      </w:r>
-    </w:p>
-    <w:p>
-      <w:r>
-        <w:t xml:space="preserve">8. He asked why I am late.</w:t>
-      </w:r>
-    </w:p>
-    <w:p>
-      <w:r>
-        <w:t xml:space="preserve">9. Mai said she will call tomorrow.</w:t>
-      </w:r>
-    </w:p>
-    <w:p>
-      <w:r>
-        <w:t xml:space="preserve">10. Lan asked that I could help her.</w:t>
-      </w:r>
-    </w:p>
-    <w:p>
-      <w:r>
-        <w:rPr>
+        <w:t>PHẦN 6. TƯỜNG THUẬT MỆNH LỆNH VÀ YÊU CẦU (10 điểm)</w:t>
+      </w:r>
+    </w:p>
+    <w:p>
+      <w:pPr>
+        <w:spacing w:before="0" w:after="60"/>
+        <w:keepNext/>
+      </w:pPr>
+      <w:r>
+        <w:rPr>
+          <w:color w:val="000000"/>
+          <w:i/>
+        </w:rPr>
+        <w:t>Hướng dẫn: Chuyển mỗi mệnh lệnh hoặc yêu cầu sang cấu trúc tường thuật phù hợp.</w:t>
+      </w:r>
+    </w:p>
+    <w:p>
+      <w:pPr>
+        <w:spacing w:before="40" w:after="60"/>
+      </w:pPr>
+      <w:r>
+        <w:rPr>
+          <w:color w:val="000000"/>
+        </w:rPr>
+        <w:t>1. Mum said, “Clean your room.”</w:t>
+      </w:r>
+    </w:p>
+    <w:p>
+      <w:pPr>
+        <w:spacing w:before="120" w:after="160"/>
+      </w:pPr>
+      <w:r>
+        <w:rPr>
+          <w:color w:val="000000"/>
+        </w:rPr>
+        <w:t>2. The teacher said, “Do not talk.”</w:t>
+      </w:r>
+    </w:p>
+    <w:p>
+      <w:pPr>
+        <w:spacing w:before="120" w:after="160"/>
+      </w:pPr>
+      <w:r>
+        <w:rPr>
+          <w:color w:val="000000"/>
+        </w:rPr>
+        <w:t>3. Lan said, “Please help me.”</w:t>
+      </w:r>
+    </w:p>
+    <w:p>
+      <w:pPr>
+        <w:spacing w:before="120" w:after="160"/>
+      </w:pPr>
+      <w:r>
+        <w:rPr>
+          <w:color w:val="000000"/>
+        </w:rPr>
+        <w:t>4. The officer said, “Show me your ID.”</w:t>
+      </w:r>
+    </w:p>
+    <w:p>
+      <w:pPr>
+        <w:spacing w:before="120" w:after="160"/>
+      </w:pPr>
+      <w:r>
+        <w:rPr>
+          <w:color w:val="000000"/>
+        </w:rPr>
+        <w:t>5. Dad said, “Do not forget your key.”</w:t>
+      </w:r>
+    </w:p>
+    <w:p>
+      <w:pPr>
+        <w:spacing w:before="120" w:after="160"/>
+      </w:pPr>
+      <w:r>
+        <w:rPr>
+          <w:color w:val="000000"/>
+        </w:rPr>
+        <w:t>6. The doctor said, “You should rest.”</w:t>
+      </w:r>
+    </w:p>
+    <w:p>
+      <w:pPr>
+        <w:spacing w:before="120" w:after="160"/>
+      </w:pPr>
+      <w:r>
+        <w:rPr>
+          <w:color w:val="000000"/>
+        </w:rPr>
+        <w:t>7. She said, “Please wait outside.”</w:t>
+      </w:r>
+    </w:p>
+    <w:p>
+      <w:pPr>
+        <w:spacing w:before="120" w:after="160"/>
+      </w:pPr>
+      <w:r>
+        <w:rPr>
+          <w:color w:val="000000"/>
+        </w:rPr>
+        <w:t>8. The guide said, “Stay with the group.”</w:t>
+      </w:r>
+    </w:p>
+    <w:p>
+      <w:pPr>
+        <w:spacing w:before="120" w:after="160"/>
+      </w:pPr>
+      <w:r>
+        <w:rPr>
+          <w:color w:val="000000"/>
+        </w:rPr>
+        <w:t>9. Mum said, “Do not touch the oven.”</w:t>
+      </w:r>
+    </w:p>
+    <w:p>
+      <w:pPr>
+        <w:spacing w:before="120" w:after="160"/>
+      </w:pPr>
+      <w:r>
+        <w:rPr>
+          <w:color w:val="000000"/>
+        </w:rPr>
+        <w:t>10. Nam said, “Come to my party.”</w:t>
+      </w:r>
+    </w:p>
+    <w:p>
+      <w:pPr>
+        <w:spacing w:before="240" w:after="60"/>
+        <w:keepNext/>
+      </w:pPr>
+      <w:r>
+        <w:rPr>
+          <w:color w:val="000000"/>
           <w:b/>
         </w:rPr>
-        <w:t xml:space="preserve">PHẦN 8. DỊCH SANG TIẾNG ANH (10 điểm)</w:t>
-      </w:r>
-    </w:p>
-    <w:p>
-      <w:r>
-        <w:t xml:space="preserve">1. Lan nói rằng cô ấy mệt.</w:t>
-      </w:r>
-    </w:p>
-    <w:p>
-      <w:r>
-        <w:t xml:space="preserve">2. Nam bảo tôi đợi ở đó.</w:t>
-      </w:r>
-    </w:p>
-    <w:p>
-      <w:r>
-        <w:t xml:space="preserve">3. Cô ấy hỏi tôi có bận không.</w:t>
-      </w:r>
-    </w:p>
-    <w:p>
-      <w:r>
-        <w:t xml:space="preserve">4. Anh ấy hỏi tôi sống ở đâu.</w:t>
-      </w:r>
-    </w:p>
-    <w:p>
-      <w:r>
-        <w:t xml:space="preserve">5. Mẹ bảo tôi dọn phòng.</w:t>
-      </w:r>
-    </w:p>
-    <w:p>
-      <w:r>
-        <w:t xml:space="preserve">6. Giáo viên yêu cầu chúng tôi không nói chuyện.</w:t>
-      </w:r>
-    </w:p>
-    <w:p>
-      <w:r>
-        <w:t xml:space="preserve">7. Mai nói cô ấy sẽ gọi vào ngày hôm sau.</w:t>
-      </w:r>
-    </w:p>
-    <w:p>
-      <w:r>
-        <w:t xml:space="preserve">8. Bác sĩ khuyên tôi nghỉ ngơi.</w:t>
-      </w:r>
-    </w:p>
-    <w:p>
-      <w:r>
-        <w:t xml:space="preserve">9. Lan hỏi tại sao Nam rời đi.</w:t>
-      </w:r>
-    </w:p>
-    <w:p>
-      <w:r>
-        <w:t xml:space="preserve">10. Bố nhắc tôi không được quên chìa khóa.</w:t>
-      </w:r>
-    </w:p>
-    <w:p>
-      <w:r>
-        <w:rPr>
+        <w:t>PHẦN 7. SỬA LỖI SAI (10 điểm)</w:t>
+      </w:r>
+    </w:p>
+    <w:p>
+      <w:pPr>
+        <w:spacing w:before="0" w:after="60"/>
+        <w:keepNext/>
+      </w:pPr>
+      <w:r>
+        <w:rPr>
+          <w:color w:val="000000"/>
+          <w:i/>
+        </w:rPr>
+        <w:t>Hướng dẫn: Tìm lỗi sai và viết lại câu tường thuật đúng hoàn chỉnh.</w:t>
+      </w:r>
+    </w:p>
+    <w:p>
+      <w:pPr>
+        <w:spacing w:before="40" w:after="60"/>
+      </w:pPr>
+      <w:r>
+        <w:rPr>
+          <w:color w:val="000000"/>
+        </w:rPr>
+        <w:t>1. She said me that she was tired.</w:t>
+      </w:r>
+    </w:p>
+    <w:p>
+      <w:pPr>
+        <w:spacing w:before="120" w:after="160"/>
+      </w:pPr>
+      <w:r>
+        <w:rPr>
+          <w:color w:val="000000"/>
+        </w:rPr>
+        <w:t>2. He told that he would come.</w:t>
+      </w:r>
+    </w:p>
+    <w:p>
+      <w:pPr>
+        <w:spacing w:before="120" w:after="160"/>
+      </w:pPr>
+      <w:r>
+        <w:rPr>
+          <w:color w:val="000000"/>
+        </w:rPr>
+        <w:t>3. Lan said that she is busy.</w:t>
+      </w:r>
+    </w:p>
+    <w:p>
+      <w:pPr>
+        <w:spacing w:before="120" w:after="160"/>
+      </w:pPr>
+      <w:r>
+        <w:rPr>
+          <w:color w:val="000000"/>
+        </w:rPr>
+        <w:t>4. Nam asked where did I live.</w:t>
+      </w:r>
+    </w:p>
+    <w:p>
+      <w:pPr>
+        <w:spacing w:before="120" w:after="160"/>
+      </w:pPr>
+      <w:r>
+        <w:rPr>
+          <w:color w:val="000000"/>
+        </w:rPr>
+        <w:t>5. She asked me was I ready.</w:t>
+      </w:r>
+    </w:p>
+    <w:p>
+      <w:pPr>
+        <w:spacing w:before="120" w:after="160"/>
+      </w:pPr>
+      <w:r>
+        <w:rPr>
+          <w:color w:val="000000"/>
+        </w:rPr>
+        <w:t>6. Mum told me clean my room.</w:t>
+      </w:r>
+    </w:p>
+    <w:p>
+      <w:pPr>
+        <w:spacing w:before="120" w:after="160"/>
+      </w:pPr>
+      <w:r>
+        <w:rPr>
+          <w:color w:val="000000"/>
+        </w:rPr>
+        <w:t>7. The teacher told us do not talk.</w:t>
+      </w:r>
+    </w:p>
+    <w:p>
+      <w:pPr>
+        <w:spacing w:before="120" w:after="160"/>
+      </w:pPr>
+      <w:r>
+        <w:rPr>
+          <w:color w:val="000000"/>
+        </w:rPr>
+        <w:t>8. He asked why I am late.</w:t>
+      </w:r>
+    </w:p>
+    <w:p>
+      <w:pPr>
+        <w:spacing w:before="120" w:after="160"/>
+      </w:pPr>
+      <w:r>
+        <w:rPr>
+          <w:color w:val="000000"/>
+        </w:rPr>
+        <w:t>9. Mai said she will call tomorrow.</w:t>
+      </w:r>
+    </w:p>
+    <w:p>
+      <w:pPr>
+        <w:spacing w:before="120" w:after="160"/>
+      </w:pPr>
+      <w:r>
+        <w:rPr>
+          <w:color w:val="000000"/>
+        </w:rPr>
+        <w:t>10. Lan asked that I could help her.</w:t>
+      </w:r>
+    </w:p>
+    <w:p>
+      <w:pPr>
+        <w:spacing w:before="240" w:after="60"/>
+        <w:keepNext/>
+      </w:pPr>
+      <w:r>
+        <w:rPr>
+          <w:color w:val="000000"/>
           <w:b/>
         </w:rPr>
-        <w:t xml:space="preserve">PHẦN 9. ĐỌC HIỂU (10 điểm)</w:t>
-      </w:r>
-    </w:p>
-    <w:p>
-      <w:r>
-        <w:t xml:space="preserve">Yesterday, Lan told Mai that she was preparing for an English test. Mai asked her when the test would take place. Lan replied that it would be held the following Monday. Mai asked whether she needed any help. Lan said that she did, so Mai offered to study with her that evening. Their teacher had advised them to review reported questions carefully and reminded them not to stay up too late.</w:t>
-      </w:r>
-    </w:p>
-    <w:p>
-      <w:r>
-        <w:t xml:space="preserve">1. What was Lan preparing for? 2. What did Mai ask about? 3. When would the test take place? 4. What did Mai offer to do? 5. What did the teacher remind them not to do?</w:t>
-      </w:r>
-    </w:p>
-    <w:p>
-      <w:r>
-        <w:rPr>
+        <w:t>PHẦN 8. DỊCH SANG TIẾNG ANH (10 điểm)</w:t>
+      </w:r>
+    </w:p>
+    <w:p>
+      <w:pPr>
+        <w:spacing w:before="0" w:after="60"/>
+        <w:keepNext/>
+      </w:pPr>
+      <w:r>
+        <w:rPr>
+          <w:color w:val="000000"/>
+          <w:i/>
+        </w:rPr>
+        <w:t>Hướng dẫn: Dịch từng câu sang tiếng Anh tự nhiên và đúng ngữ pháp.</w:t>
+      </w:r>
+    </w:p>
+    <w:p>
+      <w:pPr>
+        <w:spacing w:before="40" w:after="60"/>
+      </w:pPr>
+      <w:r>
+        <w:rPr>
+          <w:color w:val="000000"/>
+        </w:rPr>
+        <w:t>1. Lan nói rằng cô ấy mệt.</w:t>
+      </w:r>
+    </w:p>
+    <w:p>
+      <w:pPr>
+        <w:spacing w:before="120" w:after="160"/>
+      </w:pPr>
+      <w:r>
+        <w:rPr>
+          <w:color w:val="000000"/>
+        </w:rPr>
+        <w:t>2. Nam bảo tôi đợi ở đó.</w:t>
+      </w:r>
+    </w:p>
+    <w:p>
+      <w:pPr>
+        <w:spacing w:before="120" w:after="160"/>
+      </w:pPr>
+      <w:r>
+        <w:rPr>
+          <w:color w:val="000000"/>
+        </w:rPr>
+        <w:t>3. Cô ấy hỏi tôi có bận không.</w:t>
+      </w:r>
+    </w:p>
+    <w:p>
+      <w:pPr>
+        <w:spacing w:before="120" w:after="160"/>
+      </w:pPr>
+      <w:r>
+        <w:rPr>
+          <w:color w:val="000000"/>
+        </w:rPr>
+        <w:t>4. Anh ấy hỏi tôi sống ở đâu.</w:t>
+      </w:r>
+    </w:p>
+    <w:p>
+      <w:pPr>
+        <w:spacing w:before="120" w:after="160"/>
+      </w:pPr>
+      <w:r>
+        <w:rPr>
+          <w:color w:val="000000"/>
+        </w:rPr>
+        <w:t>5. Mẹ bảo tôi dọn phòng.</w:t>
+      </w:r>
+    </w:p>
+    <w:p>
+      <w:pPr>
+        <w:spacing w:before="120" w:after="160"/>
+      </w:pPr>
+      <w:r>
+        <w:rPr>
+          <w:color w:val="000000"/>
+        </w:rPr>
+        <w:t>6. Giáo viên yêu cầu chúng tôi không nói chuyện.</w:t>
+      </w:r>
+    </w:p>
+    <w:p>
+      <w:pPr>
+        <w:spacing w:before="120" w:after="160"/>
+      </w:pPr>
+      <w:r>
+        <w:rPr>
+          <w:color w:val="000000"/>
+        </w:rPr>
+        <w:t>7. Mai nói cô ấy sẽ gọi vào ngày hôm sau.</w:t>
+      </w:r>
+    </w:p>
+    <w:p>
+      <w:pPr>
+        <w:spacing w:before="120" w:after="160"/>
+      </w:pPr>
+      <w:r>
+        <w:rPr>
+          <w:color w:val="000000"/>
+        </w:rPr>
+        <w:t>8. Bác sĩ khuyên tôi nghỉ ngơi.</w:t>
+      </w:r>
+    </w:p>
+    <w:p>
+      <w:pPr>
+        <w:spacing w:before="120" w:after="160"/>
+      </w:pPr>
+      <w:r>
+        <w:rPr>
+          <w:color w:val="000000"/>
+        </w:rPr>
+        <w:t>9. Lan hỏi tại sao Nam rời đi.</w:t>
+      </w:r>
+    </w:p>
+    <w:p>
+      <w:pPr>
+        <w:spacing w:before="120" w:after="160"/>
+      </w:pPr>
+      <w:r>
+        <w:rPr>
+          <w:color w:val="000000"/>
+        </w:rPr>
+        <w:t>10. Bố nhắc tôi không được quên chìa khóa.</w:t>
+      </w:r>
+    </w:p>
+    <w:p>
+      <w:pPr>
+        <w:spacing w:before="240" w:after="60"/>
+        <w:keepNext/>
+      </w:pPr>
+      <w:r>
+        <w:rPr>
+          <w:color w:val="000000"/>
           <w:b/>
         </w:rPr>
-        <w:t xml:space="preserve">PHẦN 10. VIẾT (10 điểm)</w:t>
-      </w:r>
-    </w:p>
-    <w:p>
-      <w:r>
-        <w:t xml:space="preserve">Viết 90–110 từ thuật lại cuộc trò chuyện về việc chuẩn bị cho một bài kiểm tra. Dùng câu kể, câu hỏi và lời khuyên ở dạng tường thuật.</w:t>
-      </w:r>
-    </w:p>
-    <w:p>
-      <w:r>
-        <w:rPr>
+        <w:t>PHẦN 9. ĐỌC HIỂU (10 điểm)</w:t>
+      </w:r>
+    </w:p>
+    <w:p>
+      <w:pPr>
+        <w:spacing w:before="0" w:after="60"/>
+        <w:keepNext/>
+      </w:pPr>
+      <w:r>
+        <w:rPr>
+          <w:color w:val="000000"/>
+          <w:i/>
+        </w:rPr>
+        <w:t>Hướng dẫn: Đọc đoạn văn và trả lời từng câu hỏi bằng thông tin trong bài.</w:t>
+      </w:r>
+    </w:p>
+    <w:p>
+      <w:pPr>
+        <w:spacing w:before="0" w:after="120"/>
+      </w:pPr>
+      <w:r>
+        <w:rPr>
+          <w:color w:val="000000"/>
+        </w:rPr>
+        <w:t>Yesterday, Lan told Mai that she was preparing for an English test. Mai asked her when the test would take place.</w:t>
+      </w:r>
+    </w:p>
+    <w:p>
+      <w:pPr>
+        <w:spacing w:before="0" w:after="120"/>
+      </w:pPr>
+      <w:r>
+        <w:rPr>
+          <w:color w:val="000000"/>
+        </w:rPr>
+        <w:t>Lan replied that it would be held the following Monday. Mai asked whether she needed any help, and Lan said that she did.</w:t>
+      </w:r>
+    </w:p>
+    <w:p>
+      <w:pPr>
+        <w:spacing w:before="0" w:after="120"/>
+      </w:pPr>
+      <w:r>
+        <w:rPr>
+          <w:color w:val="000000"/>
+        </w:rPr>
+        <w:t>Mai offered to study with her that evening. Their teacher had advised them to review reported questions carefully and reminded them not to stay up too late.</w:t>
+      </w:r>
+    </w:p>
+    <w:p>
+      <w:pPr>
+        <w:spacing w:before="120" w:after="160"/>
+      </w:pPr>
+      <w:r>
+        <w:rPr>
+          <w:color w:val="000000"/>
+        </w:rPr>
+        <w:t>1. What was Lan preparing for?</w:t>
+      </w:r>
+    </w:p>
+    <w:p>
+      <w:pPr>
+        <w:spacing w:before="120" w:after="160"/>
+      </w:pPr>
+      <w:r>
+        <w:rPr>
+          <w:color w:val="000000"/>
+        </w:rPr>
+        <w:t>2. What did Mai ask about?</w:t>
+      </w:r>
+    </w:p>
+    <w:p>
+      <w:pPr>
+        <w:spacing w:before="120" w:after="160"/>
+      </w:pPr>
+      <w:r>
+        <w:rPr>
+          <w:color w:val="000000"/>
+        </w:rPr>
+        <w:t>3. When would the test take place?</w:t>
+      </w:r>
+    </w:p>
+    <w:p>
+      <w:pPr>
+        <w:spacing w:before="120" w:after="160"/>
+      </w:pPr>
+      <w:r>
+        <w:rPr>
+          <w:color w:val="000000"/>
+        </w:rPr>
+        <w:t>4. What did Mai offer to do?</w:t>
+      </w:r>
+    </w:p>
+    <w:p>
+      <w:pPr>
+        <w:spacing w:before="120" w:after="160"/>
+      </w:pPr>
+      <w:r>
+        <w:rPr>
+          <w:color w:val="000000"/>
+        </w:rPr>
+        <w:t>5. What did the teacher remind them not to do?</w:t>
+      </w:r>
+    </w:p>
+    <w:p>
+      <w:pPr>
+        <w:spacing w:before="240" w:after="60"/>
+        <w:keepNext/>
+      </w:pPr>
+      <w:r>
+        <w:rPr>
+          <w:color w:val="000000"/>
           <w:b/>
         </w:rPr>
-        <w:t xml:space="preserve">ĐÁP ÁN – ĐỀ 1</w:t>
-      </w:r>
-    </w:p>
-    <w:p>
-      <w:r>
-        <w:rPr>
+        <w:t>PHẦN 10. VIẾT (10 điểm)</w:t>
+      </w:r>
+    </w:p>
+    <w:p>
+      <w:pPr>
+        <w:spacing w:before="0" w:after="60"/>
+        <w:keepNext/>
+      </w:pPr>
+      <w:r>
+        <w:rPr>
+          <w:color w:val="000000"/>
+          <w:i/>
+        </w:rPr>
+        <w:t>Hướng dẫn: Viết đúng độ dài và sử dụng đủ các dạng câu tường thuật được yêu cầu.</w:t>
+      </w:r>
+    </w:p>
+    <w:p>
+      <w:pPr>
+        <w:spacing w:before="40" w:after="60"/>
+      </w:pPr>
+      <w:r>
+        <w:rPr>
+          <w:color w:val="000000"/>
+        </w:rPr>
+        <w:t>Viết 90–110 từ thuật lại cuộc trò chuyện về việc chuẩn bị cho một bài kiểm tra. Dùng câu kể, câu hỏi và lời khuyên ở dạng tường thuật.</w:t>
+      </w:r>
+    </w:p>
+    <w:p>
+      <w:pPr>
+        <w:spacing w:before="0" w:after="280"/>
+        <w:keepNext/>
+        <w:jc w:val="center"/>
+      </w:pPr>
+      <w:r>
+        <w:rPr>
+          <w:color w:val="000000"/>
           <w:b/>
         </w:rPr>
-        <w:t xml:space="preserve">PHẦN 1: 1. was; 2. were; 3. past simple; 4. past continuous; 5. past perfect; 6. past perfect; 7. would; 8. could; 9. might; 10. had to</w:t>
-      </w:r>
-    </w:p>
-    <w:p>
-      <w:r>
-        <w:rPr>
+        <w:br w:type="page"/>
+        <w:t>ĐÁP ÁN</w:t>
+      </w:r>
+    </w:p>
+    <w:p>
+      <w:pPr>
+        <w:spacing w:before="240" w:after="60"/>
+        <w:keepNext/>
+      </w:pPr>
+      <w:r>
+        <w:rPr>
+          <w:color w:val="000000"/>
           <w:b/>
         </w:rPr>
-        <w:t xml:space="preserve">PHẦN 2: 1. told; 2. said; 3. said; 4. told; 5. said; 6. told; 7. said; 8. told; 9. said; 10. told</w:t>
-      </w:r>
-    </w:p>
-    <w:p>
-      <w:r>
-        <w:rPr>
+        <w:t>PHẦN 1</w:t>
+      </w:r>
+    </w:p>
+    <w:p>
+      <w:pPr>
+        <w:spacing w:before="60" w:after="120"/>
+      </w:pPr>
+      <w:r>
+        <w:rPr>
+          <w:color w:val="000000"/>
+        </w:rPr>
+        <w:t>Câu 1: was</w:t>
+      </w:r>
+    </w:p>
+    <w:p>
+      <w:pPr>
+        <w:spacing w:before="60" w:after="120"/>
+      </w:pPr>
+      <w:r>
+        <w:rPr>
+          <w:color w:val="000000"/>
+        </w:rPr>
+        <w:t>Câu 2: were</w:t>
+      </w:r>
+    </w:p>
+    <w:p>
+      <w:pPr>
+        <w:spacing w:before="60" w:after="120"/>
+      </w:pPr>
+      <w:r>
+        <w:rPr>
+          <w:color w:val="000000"/>
+        </w:rPr>
+        <w:t>Câu 3: past simple</w:t>
+      </w:r>
+    </w:p>
+    <w:p>
+      <w:pPr>
+        <w:spacing w:before="60" w:after="120"/>
+      </w:pPr>
+      <w:r>
+        <w:rPr>
+          <w:color w:val="000000"/>
+        </w:rPr>
+        <w:t>Câu 4: past continuous</w:t>
+      </w:r>
+    </w:p>
+    <w:p>
+      <w:pPr>
+        <w:spacing w:before="60" w:after="120"/>
+      </w:pPr>
+      <w:r>
+        <w:rPr>
+          <w:color w:val="000000"/>
+        </w:rPr>
+        <w:t>Câu 5: past perfect</w:t>
+      </w:r>
+    </w:p>
+    <w:p>
+      <w:pPr>
+        <w:spacing w:before="60" w:after="120"/>
+      </w:pPr>
+      <w:r>
+        <w:rPr>
+          <w:color w:val="000000"/>
+        </w:rPr>
+        <w:t>Câu 6: past perfect</w:t>
+      </w:r>
+    </w:p>
+    <w:p>
+      <w:pPr>
+        <w:spacing w:before="60" w:after="120"/>
+      </w:pPr>
+      <w:r>
+        <w:rPr>
+          <w:color w:val="000000"/>
+        </w:rPr>
+        <w:t>Câu 7: would</w:t>
+      </w:r>
+    </w:p>
+    <w:p>
+      <w:pPr>
+        <w:spacing w:before="60" w:after="120"/>
+      </w:pPr>
+      <w:r>
+        <w:rPr>
+          <w:color w:val="000000"/>
+        </w:rPr>
+        <w:t>Câu 8: could</w:t>
+      </w:r>
+    </w:p>
+    <w:p>
+      <w:pPr>
+        <w:spacing w:before="60" w:after="120"/>
+      </w:pPr>
+      <w:r>
+        <w:rPr>
+          <w:color w:val="000000"/>
+        </w:rPr>
+        <w:t>Câu 9: might</w:t>
+      </w:r>
+    </w:p>
+    <w:p>
+      <w:pPr>
+        <w:spacing w:before="60" w:after="120"/>
+      </w:pPr>
+      <w:r>
+        <w:rPr>
+          <w:color w:val="000000"/>
+        </w:rPr>
+        <w:t>Câu 10: had to</w:t>
+      </w:r>
+    </w:p>
+    <w:p>
+      <w:pPr>
+        <w:spacing w:before="240" w:after="60"/>
+        <w:keepNext/>
+      </w:pPr>
+      <w:r>
+        <w:rPr>
+          <w:color w:val="000000"/>
           <w:b/>
         </w:rPr>
-        <w:t xml:space="preserve">PHẦN 3: 1. Lan said that she was tired.; 2. Nam said that he worked there.; 3. Mai said that she had finished her homework.; 4. He said that he would call me the next day.; 5. They said that they had visited Hue the previous day.; 6. Hoa said that she could swim.; 7. Tom said that he might arrive late.; 8. She said that she had been reading at eight.; 9. Nam said that that was his book.; 10. Lan said that they had to leave then.</w:t>
-      </w:r>
-    </w:p>
-    <w:p>
-      <w:r>
-        <w:rPr>
+        <w:t>PHẦN 2</w:t>
+      </w:r>
+    </w:p>
+    <w:p>
+      <w:pPr>
+        <w:spacing w:before="60" w:after="120"/>
+      </w:pPr>
+      <w:r>
+        <w:rPr>
+          <w:color w:val="000000"/>
+        </w:rPr>
+        <w:t>Câu 1: told</w:t>
+      </w:r>
+    </w:p>
+    <w:p>
+      <w:pPr>
+        <w:spacing w:before="60" w:after="120"/>
+      </w:pPr>
+      <w:r>
+        <w:rPr>
+          <w:color w:val="000000"/>
+        </w:rPr>
+        <w:t>Câu 2: said</w:t>
+      </w:r>
+    </w:p>
+    <w:p>
+      <w:pPr>
+        <w:spacing w:before="60" w:after="120"/>
+      </w:pPr>
+      <w:r>
+        <w:rPr>
+          <w:color w:val="000000"/>
+        </w:rPr>
+        <w:t>Câu 3: said</w:t>
+      </w:r>
+    </w:p>
+    <w:p>
+      <w:pPr>
+        <w:spacing w:before="60" w:after="120"/>
+      </w:pPr>
+      <w:r>
+        <w:rPr>
+          <w:color w:val="000000"/>
+        </w:rPr>
+        <w:t>Câu 4: told</w:t>
+      </w:r>
+    </w:p>
+    <w:p>
+      <w:pPr>
+        <w:spacing w:before="60" w:after="120"/>
+      </w:pPr>
+      <w:r>
+        <w:rPr>
+          <w:color w:val="000000"/>
+        </w:rPr>
+        <w:t>Câu 5: said</w:t>
+      </w:r>
+    </w:p>
+    <w:p>
+      <w:pPr>
+        <w:spacing w:before="60" w:after="120"/>
+      </w:pPr>
+      <w:r>
+        <w:rPr>
+          <w:color w:val="000000"/>
+        </w:rPr>
+        <w:t>Câu 6: told</w:t>
+      </w:r>
+    </w:p>
+    <w:p>
+      <w:pPr>
+        <w:spacing w:before="60" w:after="120"/>
+      </w:pPr>
+      <w:r>
+        <w:rPr>
+          <w:color w:val="000000"/>
+        </w:rPr>
+        <w:t>Câu 7: said</w:t>
+      </w:r>
+    </w:p>
+    <w:p>
+      <w:pPr>
+        <w:spacing w:before="60" w:after="120"/>
+      </w:pPr>
+      <w:r>
+        <w:rPr>
+          <w:color w:val="000000"/>
+        </w:rPr>
+        <w:t>Câu 8: told</w:t>
+      </w:r>
+    </w:p>
+    <w:p>
+      <w:pPr>
+        <w:spacing w:before="60" w:after="120"/>
+      </w:pPr>
+      <w:r>
+        <w:rPr>
+          <w:color w:val="000000"/>
+        </w:rPr>
+        <w:t>Câu 9: said</w:t>
+      </w:r>
+    </w:p>
+    <w:p>
+      <w:pPr>
+        <w:spacing w:before="60" w:after="120"/>
+      </w:pPr>
+      <w:r>
+        <w:rPr>
+          <w:color w:val="000000"/>
+        </w:rPr>
+        <w:t>Câu 10: told</w:t>
+      </w:r>
+    </w:p>
+    <w:p>
+      <w:pPr>
+        <w:spacing w:before="240" w:after="60"/>
+        <w:keepNext/>
+      </w:pPr>
+      <w:r>
+        <w:rPr>
+          <w:color w:val="000000"/>
           <w:b/>
         </w:rPr>
-        <w:t xml:space="preserve">PHẦN 4: 1. She asked me if/whether I was busy.; 2. Nam asked if/whether I lived there.; 3. Mai asked Lan if/whether she had called her.; 4. He asked if/whether I could swim.; 5. Mum asked me if/whether I had eaten.; 6. They asked if/whether I would join them the next day.; 7. Hoa asked if/whether Nam was studying then.; 8. The teacher asked if/whether everyone understood.; 9. Lan asked if/whether she might leave early.; 10. Dad asked if/whether I had been at home the day before.</w:t>
-      </w:r>
-    </w:p>
-    <w:p>
-      <w:r>
-        <w:rPr>
+        <w:t>PHẦN 3</w:t>
+      </w:r>
+    </w:p>
+    <w:p>
+      <w:pPr>
+        <w:spacing w:before="60" w:after="120"/>
+      </w:pPr>
+      <w:r>
+        <w:rPr>
+          <w:color w:val="000000"/>
+        </w:rPr>
+        <w:t>Câu 1: Lan said that she was tired.</w:t>
+      </w:r>
+    </w:p>
+    <w:p>
+      <w:pPr>
+        <w:spacing w:before="60" w:after="120"/>
+      </w:pPr>
+      <w:r>
+        <w:rPr>
+          <w:color w:val="000000"/>
+        </w:rPr>
+        <w:t>Câu 2: Nam said that he worked there.</w:t>
+      </w:r>
+    </w:p>
+    <w:p>
+      <w:pPr>
+        <w:spacing w:before="60" w:after="120"/>
+      </w:pPr>
+      <w:r>
+        <w:rPr>
+          <w:color w:val="000000"/>
+        </w:rPr>
+        <w:t>Câu 3: Mai said that she had finished her homework.</w:t>
+      </w:r>
+    </w:p>
+    <w:p>
+      <w:pPr>
+        <w:spacing w:before="60" w:after="120"/>
+      </w:pPr>
+      <w:r>
+        <w:rPr>
+          <w:color w:val="000000"/>
+        </w:rPr>
+        <w:t>Câu 4: He said that he would call me the next day.</w:t>
+      </w:r>
+    </w:p>
+    <w:p>
+      <w:pPr>
+        <w:spacing w:before="60" w:after="120"/>
+      </w:pPr>
+      <w:r>
+        <w:rPr>
+          <w:color w:val="000000"/>
+        </w:rPr>
+        <w:t>Câu 5: They said that they had visited Hue the previous day.</w:t>
+      </w:r>
+    </w:p>
+    <w:p>
+      <w:pPr>
+        <w:spacing w:before="60" w:after="120"/>
+      </w:pPr>
+      <w:r>
+        <w:rPr>
+          <w:color w:val="000000"/>
+        </w:rPr>
+        <w:t>Câu 6: Hoa said that she could swim.</w:t>
+      </w:r>
+    </w:p>
+    <w:p>
+      <w:pPr>
+        <w:spacing w:before="60" w:after="120"/>
+      </w:pPr>
+      <w:r>
+        <w:rPr>
+          <w:color w:val="000000"/>
+        </w:rPr>
+        <w:t>Câu 7: Tom said that he might arrive late.</w:t>
+      </w:r>
+    </w:p>
+    <w:p>
+      <w:pPr>
+        <w:spacing w:before="60" w:after="120"/>
+      </w:pPr>
+      <w:r>
+        <w:rPr>
+          <w:color w:val="000000"/>
+        </w:rPr>
+        <w:t>Câu 8: She said that she had been reading at eight.</w:t>
+      </w:r>
+    </w:p>
+    <w:p>
+      <w:pPr>
+        <w:spacing w:before="60" w:after="120"/>
+      </w:pPr>
+      <w:r>
+        <w:rPr>
+          <w:color w:val="000000"/>
+        </w:rPr>
+        <w:t>Câu 9: Nam said that that was his book.</w:t>
+      </w:r>
+    </w:p>
+    <w:p>
+      <w:pPr>
+        <w:spacing w:before="60" w:after="120"/>
+      </w:pPr>
+      <w:r>
+        <w:rPr>
+          <w:color w:val="000000"/>
+        </w:rPr>
+        <w:t>Câu 10: Lan said that they had to leave then.</w:t>
+      </w:r>
+    </w:p>
+    <w:p>
+      <w:pPr>
+        <w:spacing w:before="240" w:after="60"/>
+        <w:keepNext/>
+      </w:pPr>
+      <w:r>
+        <w:rPr>
+          <w:color w:val="000000"/>
           <w:b/>
         </w:rPr>
-        <w:t xml:space="preserve">PHẦN 5: 1. Lan asked where I lived.; 2. Nam asked me what I was doing.; 3. She asked why he had left.; 4. Mum asked when I would return.; 5. The teacher asked who knew the answer.; 6. Mai asked how she could get there.; 7. He asked me which book I wanted.; 8. They asked how long I had lived there.; 9. Hoa asked what time the train left.; 10. Dad asked whose phone that was.</w:t>
-      </w:r>
-    </w:p>
-    <w:p>
-      <w:r>
-        <w:rPr>
+        <w:t>PHẦN 4</w:t>
+      </w:r>
+    </w:p>
+    <w:p>
+      <w:pPr>
+        <w:spacing w:before="60" w:after="120"/>
+      </w:pPr>
+      <w:r>
+        <w:rPr>
+          <w:color w:val="000000"/>
+        </w:rPr>
+        <w:t>Câu 1: She asked me if/whether I was busy.</w:t>
+      </w:r>
+    </w:p>
+    <w:p>
+      <w:pPr>
+        <w:spacing w:before="60" w:after="120"/>
+      </w:pPr>
+      <w:r>
+        <w:rPr>
+          <w:color w:val="000000"/>
+        </w:rPr>
+        <w:t>Câu 2: Nam asked if/whether I lived there.</w:t>
+      </w:r>
+    </w:p>
+    <w:p>
+      <w:pPr>
+        <w:spacing w:before="60" w:after="120"/>
+      </w:pPr>
+      <w:r>
+        <w:rPr>
+          <w:color w:val="000000"/>
+        </w:rPr>
+        <w:t>Câu 3: Mai asked Lan if/whether she had called her.</w:t>
+      </w:r>
+    </w:p>
+    <w:p>
+      <w:pPr>
+        <w:spacing w:before="60" w:after="120"/>
+      </w:pPr>
+      <w:r>
+        <w:rPr>
+          <w:color w:val="000000"/>
+        </w:rPr>
+        <w:t>Câu 4: He asked if/whether I could swim.</w:t>
+      </w:r>
+    </w:p>
+    <w:p>
+      <w:pPr>
+        <w:spacing w:before="60" w:after="120"/>
+      </w:pPr>
+      <w:r>
+        <w:rPr>
+          <w:color w:val="000000"/>
+        </w:rPr>
+        <w:t>Câu 5: Mum asked me if/whether I had eaten.</w:t>
+      </w:r>
+    </w:p>
+    <w:p>
+      <w:pPr>
+        <w:spacing w:before="60" w:after="120"/>
+      </w:pPr>
+      <w:r>
+        <w:rPr>
+          <w:color w:val="000000"/>
+        </w:rPr>
+        <w:t>Câu 6: They asked if/whether I would join them the next day.</w:t>
+      </w:r>
+    </w:p>
+    <w:p>
+      <w:pPr>
+        <w:spacing w:before="60" w:after="120"/>
+      </w:pPr>
+      <w:r>
+        <w:rPr>
+          <w:color w:val="000000"/>
+        </w:rPr>
+        <w:t>Câu 7: Hoa asked if/whether Nam was studying then.</w:t>
+      </w:r>
+    </w:p>
+    <w:p>
+      <w:pPr>
+        <w:spacing w:before="60" w:after="120"/>
+      </w:pPr>
+      <w:r>
+        <w:rPr>
+          <w:color w:val="000000"/>
+        </w:rPr>
+        <w:t>Câu 8: The teacher asked if/whether everyone understood.</w:t>
+      </w:r>
+    </w:p>
+    <w:p>
+      <w:pPr>
+        <w:spacing w:before="60" w:after="120"/>
+      </w:pPr>
+      <w:r>
+        <w:rPr>
+          <w:color w:val="000000"/>
+        </w:rPr>
+        <w:t>Câu 9: Lan asked if/whether she might leave early.</w:t>
+      </w:r>
+    </w:p>
+    <w:p>
+      <w:pPr>
+        <w:spacing w:before="60" w:after="120"/>
+      </w:pPr>
+      <w:r>
+        <w:rPr>
+          <w:color w:val="000000"/>
+        </w:rPr>
+        <w:t>Câu 10: Dad asked if/whether I had been at home the day before.</w:t>
+      </w:r>
+    </w:p>
+    <w:p>
+      <w:pPr>
+        <w:spacing w:before="240" w:after="60"/>
+        <w:keepNext/>
+      </w:pPr>
+      <w:r>
+        <w:rPr>
+          <w:color w:val="000000"/>
           <w:b/>
         </w:rPr>
-        <w:t xml:space="preserve">PHẦN 6: 1. Mum told me to clean my room.; 2. The teacher told us not to talk.; 3. Lan asked me to help her.; 4. The officer ordered me to show him my ID.; 5. Dad reminded me not to forget my key.; 6. The doctor advised me to rest.; 7. She asked me to wait outside.; 8. The guide told us to stay with the group.; 9. Mum warned me not to touch the oven.; 10. Nam invited me to come to his party.</w:t>
-      </w:r>
-    </w:p>
-    <w:p>
-      <w:r>
-        <w:rPr>
+        <w:t>PHẦN 5</w:t>
+      </w:r>
+    </w:p>
+    <w:p>
+      <w:pPr>
+        <w:spacing w:before="60" w:after="120"/>
+      </w:pPr>
+      <w:r>
+        <w:rPr>
+          <w:color w:val="000000"/>
+        </w:rPr>
+        <w:t>Câu 1: Lan asked where I lived.</w:t>
+      </w:r>
+    </w:p>
+    <w:p>
+      <w:pPr>
+        <w:spacing w:before="60" w:after="120"/>
+      </w:pPr>
+      <w:r>
+        <w:rPr>
+          <w:color w:val="000000"/>
+        </w:rPr>
+        <w:t>Câu 2: Nam asked me what I was doing.</w:t>
+      </w:r>
+    </w:p>
+    <w:p>
+      <w:pPr>
+        <w:spacing w:before="60" w:after="120"/>
+      </w:pPr>
+      <w:r>
+        <w:rPr>
+          <w:color w:val="000000"/>
+        </w:rPr>
+        <w:t>Câu 3: She asked why he had left.</w:t>
+      </w:r>
+    </w:p>
+    <w:p>
+      <w:pPr>
+        <w:spacing w:before="60" w:after="120"/>
+      </w:pPr>
+      <w:r>
+        <w:rPr>
+          <w:color w:val="000000"/>
+        </w:rPr>
+        <w:t>Câu 4: Mum asked when I would return.</w:t>
+      </w:r>
+    </w:p>
+    <w:p>
+      <w:pPr>
+        <w:spacing w:before="60" w:after="120"/>
+      </w:pPr>
+      <w:r>
+        <w:rPr>
+          <w:color w:val="000000"/>
+        </w:rPr>
+        <w:t>Câu 5: The teacher asked who knew the answer.</w:t>
+      </w:r>
+    </w:p>
+    <w:p>
+      <w:pPr>
+        <w:spacing w:before="60" w:after="120"/>
+      </w:pPr>
+      <w:r>
+        <w:rPr>
+          <w:color w:val="000000"/>
+        </w:rPr>
+        <w:t>Câu 6: Mai asked how she could get there.</w:t>
+      </w:r>
+    </w:p>
+    <w:p>
+      <w:pPr>
+        <w:spacing w:before="60" w:after="120"/>
+      </w:pPr>
+      <w:r>
+        <w:rPr>
+          <w:color w:val="000000"/>
+        </w:rPr>
+        <w:t>Câu 7: He asked me which book I wanted.</w:t>
+      </w:r>
+    </w:p>
+    <w:p>
+      <w:pPr>
+        <w:spacing w:before="60" w:after="120"/>
+      </w:pPr>
+      <w:r>
+        <w:rPr>
+          <w:color w:val="000000"/>
+        </w:rPr>
+        <w:t>Câu 8: They asked how long I had lived there.</w:t>
+      </w:r>
+    </w:p>
+    <w:p>
+      <w:pPr>
+        <w:spacing w:before="60" w:after="120"/>
+      </w:pPr>
+      <w:r>
+        <w:rPr>
+          <w:color w:val="000000"/>
+        </w:rPr>
+        <w:t>Câu 9: Hoa asked what time the train left.</w:t>
+      </w:r>
+    </w:p>
+    <w:p>
+      <w:pPr>
+        <w:spacing w:before="60" w:after="120"/>
+      </w:pPr>
+      <w:r>
+        <w:rPr>
+          <w:color w:val="000000"/>
+        </w:rPr>
+        <w:t>Câu 10: Dad asked whose phone that was.</w:t>
+      </w:r>
+    </w:p>
+    <w:p>
+      <w:pPr>
+        <w:spacing w:before="240" w:after="60"/>
+        <w:keepNext/>
+      </w:pPr>
+      <w:r>
+        <w:rPr>
+          <w:color w:val="000000"/>
           <w:b/>
         </w:rPr>
-        <w:t xml:space="preserve">PHẦN 7: 1. She told me that she was tired.; 2. He said that he would come.; 3. Lan said that she was busy.; 4. Nam asked where I lived.; 5. She asked me if/whether I was ready.; 6. Mum told me to clean my room.; 7. The teacher told us not to talk.; 8. He asked why I was late.; 9. Mai said she would call the next day.; 10. Lan asked if/whether I could help her.</w:t>
-      </w:r>
-    </w:p>
-    <w:p>
-      <w:r>
-        <w:rPr>
+        <w:t>PHẦN 6</w:t>
+      </w:r>
+    </w:p>
+    <w:p>
+      <w:pPr>
+        <w:spacing w:before="60" w:after="120"/>
+      </w:pPr>
+      <w:r>
+        <w:rPr>
+          <w:color w:val="000000"/>
+        </w:rPr>
+        <w:t>Câu 1: Mum told me to clean my room.</w:t>
+      </w:r>
+    </w:p>
+    <w:p>
+      <w:pPr>
+        <w:spacing w:before="60" w:after="120"/>
+      </w:pPr>
+      <w:r>
+        <w:rPr>
+          <w:color w:val="000000"/>
+        </w:rPr>
+        <w:t>Câu 2: The teacher told us not to talk.</w:t>
+      </w:r>
+    </w:p>
+    <w:p>
+      <w:pPr>
+        <w:spacing w:before="60" w:after="120"/>
+      </w:pPr>
+      <w:r>
+        <w:rPr>
+          <w:color w:val="000000"/>
+        </w:rPr>
+        <w:t>Câu 3: Lan asked me to help her.</w:t>
+      </w:r>
+    </w:p>
+    <w:p>
+      <w:pPr>
+        <w:spacing w:before="60" w:after="120"/>
+      </w:pPr>
+      <w:r>
+        <w:rPr>
+          <w:color w:val="000000"/>
+        </w:rPr>
+        <w:t>Câu 4: The officer ordered me to show him my ID.</w:t>
+      </w:r>
+    </w:p>
+    <w:p>
+      <w:pPr>
+        <w:spacing w:before="60" w:after="120"/>
+      </w:pPr>
+      <w:r>
+        <w:rPr>
+          <w:color w:val="000000"/>
+        </w:rPr>
+        <w:t>Câu 5: Dad reminded me not to forget my key.</w:t>
+      </w:r>
+    </w:p>
+    <w:p>
+      <w:pPr>
+        <w:spacing w:before="60" w:after="120"/>
+      </w:pPr>
+      <w:r>
+        <w:rPr>
+          <w:color w:val="000000"/>
+        </w:rPr>
+        <w:t>Câu 6: The doctor advised me to rest.</w:t>
+      </w:r>
+    </w:p>
+    <w:p>
+      <w:pPr>
+        <w:spacing w:before="60" w:after="120"/>
+      </w:pPr>
+      <w:r>
+        <w:rPr>
+          <w:color w:val="000000"/>
+        </w:rPr>
+        <w:t>Câu 7: She asked me to wait outside.</w:t>
+      </w:r>
+    </w:p>
+    <w:p>
+      <w:pPr>
+        <w:spacing w:before="60" w:after="120"/>
+      </w:pPr>
+      <w:r>
+        <w:rPr>
+          <w:color w:val="000000"/>
+        </w:rPr>
+        <w:t>Câu 8: The guide told us to stay with the group.</w:t>
+      </w:r>
+    </w:p>
+    <w:p>
+      <w:pPr>
+        <w:spacing w:before="60" w:after="120"/>
+      </w:pPr>
+      <w:r>
+        <w:rPr>
+          <w:color w:val="000000"/>
+        </w:rPr>
+        <w:t>Câu 9: Mum warned me not to touch the oven.</w:t>
+      </w:r>
+    </w:p>
+    <w:p>
+      <w:pPr>
+        <w:spacing w:before="60" w:after="120"/>
+      </w:pPr>
+      <w:r>
+        <w:rPr>
+          <w:color w:val="000000"/>
+        </w:rPr>
+        <w:t>Câu 10: Nam invited me to come to his party.</w:t>
+      </w:r>
+    </w:p>
+    <w:p>
+      <w:pPr>
+        <w:spacing w:before="240" w:after="60"/>
+        <w:keepNext/>
+      </w:pPr>
+      <w:r>
+        <w:rPr>
+          <w:color w:val="000000"/>
           <w:b/>
         </w:rPr>
-        <w:t xml:space="preserve">PHẦN 8: 1 Lan said that she was tired. 2 Nam told me to wait there. 3 She asked me if/whether I was busy. 4 He asked me where I lived. 5 Mum told me to clean my room. 6 The teacher told us not to talk. 7 Mai said that she would call the next day. 8 The doctor advised me to rest. 9 Lan asked why Nam had left. 10 Dad reminded me not to forget my key.</w:t>
-      </w:r>
-    </w:p>
-    <w:p>
-      <w:r>
-        <w:rPr>
+        <w:t>PHẦN 7</w:t>
+      </w:r>
+    </w:p>
+    <w:p>
+      <w:pPr>
+        <w:spacing w:before="60" w:after="120"/>
+      </w:pPr>
+      <w:r>
+        <w:rPr>
+          <w:color w:val="000000"/>
+        </w:rPr>
+        <w:t>Câu 1: She told me that she was tired.</w:t>
+      </w:r>
+    </w:p>
+    <w:p>
+      <w:pPr>
+        <w:spacing w:before="60" w:after="120"/>
+      </w:pPr>
+      <w:r>
+        <w:rPr>
+          <w:color w:val="000000"/>
+        </w:rPr>
+        <w:t>Câu 2: He said that he would come.</w:t>
+      </w:r>
+    </w:p>
+    <w:p>
+      <w:pPr>
+        <w:spacing w:before="60" w:after="120"/>
+      </w:pPr>
+      <w:r>
+        <w:rPr>
+          <w:color w:val="000000"/>
+        </w:rPr>
+        <w:t>Câu 3: Lan said that she was busy.</w:t>
+      </w:r>
+    </w:p>
+    <w:p>
+      <w:pPr>
+        <w:spacing w:before="60" w:after="120"/>
+      </w:pPr>
+      <w:r>
+        <w:rPr>
+          <w:color w:val="000000"/>
+        </w:rPr>
+        <w:t>Câu 4: Nam asked where I lived.</w:t>
+      </w:r>
+    </w:p>
+    <w:p>
+      <w:pPr>
+        <w:spacing w:before="60" w:after="120"/>
+      </w:pPr>
+      <w:r>
+        <w:rPr>
+          <w:color w:val="000000"/>
+        </w:rPr>
+        <w:t>Câu 5: She asked me if/whether I was ready.</w:t>
+      </w:r>
+    </w:p>
+    <w:p>
+      <w:pPr>
+        <w:spacing w:before="60" w:after="120"/>
+      </w:pPr>
+      <w:r>
+        <w:rPr>
+          <w:color w:val="000000"/>
+        </w:rPr>
+        <w:t>Câu 6: Mum told me to clean my room.</w:t>
+      </w:r>
+    </w:p>
+    <w:p>
+      <w:pPr>
+        <w:spacing w:before="60" w:after="120"/>
+      </w:pPr>
+      <w:r>
+        <w:rPr>
+          <w:color w:val="000000"/>
+        </w:rPr>
+        <w:t>Câu 7: The teacher told us not to talk.</w:t>
+      </w:r>
+    </w:p>
+    <w:p>
+      <w:pPr>
+        <w:spacing w:before="60" w:after="120"/>
+      </w:pPr>
+      <w:r>
+        <w:rPr>
+          <w:color w:val="000000"/>
+        </w:rPr>
+        <w:t>Câu 8: He asked why I was late.</w:t>
+      </w:r>
+    </w:p>
+    <w:p>
+      <w:pPr>
+        <w:spacing w:before="60" w:after="120"/>
+      </w:pPr>
+      <w:r>
+        <w:rPr>
+          <w:color w:val="000000"/>
+        </w:rPr>
+        <w:t>Câu 9: Mai said she would call the next day.</w:t>
+      </w:r>
+    </w:p>
+    <w:p>
+      <w:pPr>
+        <w:spacing w:before="60" w:after="120"/>
+      </w:pPr>
+      <w:r>
+        <w:rPr>
+          <w:color w:val="000000"/>
+        </w:rPr>
+        <w:t>Câu 10: Lan asked if/whether I could help her.</w:t>
+      </w:r>
+    </w:p>
+    <w:p>
+      <w:pPr>
+        <w:spacing w:before="240" w:after="60"/>
+        <w:keepNext/>
+      </w:pPr>
+      <w:r>
+        <w:rPr>
+          <w:color w:val="000000"/>
           <w:b/>
         </w:rPr>
-        <w:t xml:space="preserve">PHẦN 9: 1. An English test. 2. When the test would take place. 3. The following Monday. 4. Study with Lan. 5. Stay up too late.</w:t>
-      </w:r>
-    </w:p>
-    <w:p>
-      <w:r>
-        <w:rPr>
+        <w:t>PHẦN 8</w:t>
+      </w:r>
+    </w:p>
+    <w:p>
+      <w:pPr>
+        <w:spacing w:before="60" w:after="120"/>
+      </w:pPr>
+      <w:r>
+        <w:rPr>
+          <w:color w:val="000000"/>
+        </w:rPr>
+        <w:t>Câu 1: Lan said that she was tired.</w:t>
+      </w:r>
+    </w:p>
+    <w:p>
+      <w:pPr>
+        <w:spacing w:before="60" w:after="120"/>
+      </w:pPr>
+      <w:r>
+        <w:rPr>
+          <w:color w:val="000000"/>
+        </w:rPr>
+        <w:t>Câu 2: Nam told me to wait there.</w:t>
+      </w:r>
+    </w:p>
+    <w:p>
+      <w:pPr>
+        <w:spacing w:before="60" w:after="120"/>
+      </w:pPr>
+      <w:r>
+        <w:rPr>
+          <w:color w:val="000000"/>
+        </w:rPr>
+        <w:t>Câu 3: She asked me if/whether I was busy.</w:t>
+      </w:r>
+    </w:p>
+    <w:p>
+      <w:pPr>
+        <w:spacing w:before="60" w:after="120"/>
+      </w:pPr>
+      <w:r>
+        <w:rPr>
+          <w:color w:val="000000"/>
+        </w:rPr>
+        <w:t>Câu 4: He asked me where I lived.</w:t>
+      </w:r>
+    </w:p>
+    <w:p>
+      <w:pPr>
+        <w:spacing w:before="60" w:after="120"/>
+      </w:pPr>
+      <w:r>
+        <w:rPr>
+          <w:color w:val="000000"/>
+        </w:rPr>
+        <w:t>Câu 5: Mum told me to clean my room.</w:t>
+      </w:r>
+    </w:p>
+    <w:p>
+      <w:pPr>
+        <w:spacing w:before="60" w:after="120"/>
+      </w:pPr>
+      <w:r>
+        <w:rPr>
+          <w:color w:val="000000"/>
+        </w:rPr>
+        <w:t>Câu 6: The teacher told us not to talk.</w:t>
+      </w:r>
+    </w:p>
+    <w:p>
+      <w:pPr>
+        <w:spacing w:before="60" w:after="120"/>
+      </w:pPr>
+      <w:r>
+        <w:rPr>
+          <w:color w:val="000000"/>
+        </w:rPr>
+        <w:t>Câu 7: Mai said that she would call the next day.</w:t>
+      </w:r>
+    </w:p>
+    <w:p>
+      <w:pPr>
+        <w:spacing w:before="60" w:after="120"/>
+      </w:pPr>
+      <w:r>
+        <w:rPr>
+          <w:color w:val="000000"/>
+        </w:rPr>
+        <w:t>Câu 8: The doctor advised me to rest.</w:t>
+      </w:r>
+    </w:p>
+    <w:p>
+      <w:pPr>
+        <w:spacing w:before="60" w:after="120"/>
+      </w:pPr>
+      <w:r>
+        <w:rPr>
+          <w:color w:val="000000"/>
+        </w:rPr>
+        <w:t>Câu 9: Lan asked why Nam had left.</w:t>
+      </w:r>
+    </w:p>
+    <w:p>
+      <w:pPr>
+        <w:spacing w:before="60" w:after="120"/>
+      </w:pPr>
+      <w:r>
+        <w:rPr>
+          <w:color w:val="000000"/>
+        </w:rPr>
+        <w:t>Câu 10: Dad reminded me not to forget my key.</w:t>
+      </w:r>
+    </w:p>
+    <w:p>
+      <w:pPr>
+        <w:spacing w:before="240" w:after="60"/>
+        <w:keepNext/>
+      </w:pPr>
+      <w:r>
+        <w:rPr>
+          <w:color w:val="000000"/>
           <w:b/>
         </w:rPr>
-        <w:t xml:space="preserve">BÀI VIẾT MẪU (97 từ): Yesterday, Lan told me that she was preparing for an English test. I asked her when the test would take place, and she replied that it would be held the following Monday. She said that she had not reviewed reported questions yet. I asked whether she needed help, and she said that she did. I offered to study with her that evening. Our teacher had advised us to make a revision plan and reminded us not to stay up too late. Lan thanked me and said that she would bring her notes to my house after dinner.</w:t>
+        <w:t>PHẦN 9</w:t>
+      </w:r>
+    </w:p>
+    <w:p>
+      <w:pPr>
+        <w:spacing w:before="60" w:after="120"/>
+      </w:pPr>
+      <w:r>
+        <w:rPr>
+          <w:color w:val="000000"/>
+        </w:rPr>
+        <w:t>Câu 1: An English test.</w:t>
+      </w:r>
+    </w:p>
+    <w:p>
+      <w:pPr>
+        <w:spacing w:before="60" w:after="120"/>
+      </w:pPr>
+      <w:r>
+        <w:rPr>
+          <w:color w:val="000000"/>
+        </w:rPr>
+        <w:t>Câu 2: When the test would take place.</w:t>
+      </w:r>
+    </w:p>
+    <w:p>
+      <w:pPr>
+        <w:spacing w:before="60" w:after="120"/>
+      </w:pPr>
+      <w:r>
+        <w:rPr>
+          <w:color w:val="000000"/>
+        </w:rPr>
+        <w:t>Câu 3: The following Monday.</w:t>
+      </w:r>
+    </w:p>
+    <w:p>
+      <w:pPr>
+        <w:spacing w:before="60" w:after="120"/>
+      </w:pPr>
+      <w:r>
+        <w:rPr>
+          <w:color w:val="000000"/>
+        </w:rPr>
+        <w:t>Câu 4: Study with Lan.</w:t>
+      </w:r>
+    </w:p>
+    <w:p>
+      <w:pPr>
+        <w:spacing w:before="60" w:after="120"/>
+      </w:pPr>
+      <w:r>
+        <w:rPr>
+          <w:color w:val="000000"/>
+        </w:rPr>
+        <w:t>Câu 5: Stay up too late.</w:t>
+      </w:r>
+    </w:p>
+    <w:p>
+      <w:pPr>
+        <w:spacing w:before="240" w:after="60"/>
+        <w:keepNext/>
+      </w:pPr>
+      <w:r>
+        <w:rPr>
+          <w:color w:val="000000"/>
+          <w:b/>
+        </w:rPr>
+        <w:t>PHẦN 10</w:t>
+      </w:r>
+    </w:p>
+    <w:p>
+      <w:pPr>
+        <w:spacing w:before="240" w:after="60"/>
+        <w:keepNext/>
+      </w:pPr>
+      <w:r>
+        <w:rPr>
+          <w:color w:val="000000"/>
+          <w:b/>
+        </w:rPr>
+        <w:t>Câu trả lời tham khảo</w:t>
+      </w:r>
+    </w:p>
+    <w:p>
+      <w:pPr>
+        <w:spacing w:before="0" w:after="160"/>
+      </w:pPr>
+      <w:r>
+        <w:rPr>
+          <w:color w:val="000000"/>
+        </w:rPr>
+        <w:t>BÀI VIẾT MẪU (97 từ): Yesterday, Lan told me that she was preparing for an English test. I asked her when the test would take place, and she replied that it would be held the following Monday. She said that she had not reviewed reported questions yet. I asked whether she needed help, and she said that she did. I offered to study with her that evening. Our teacher had advised us to make a revision plan and reminded us not to stay up too late. Lan thanked me and said that she would bring her notes to my house after dinner.</w:t>
       </w:r>
     </w:p>
     <w:sectPr>
